--- a/Antes y después de coverage y PMD.docx
+++ b/Antes y después de coverage y PMD.docx
@@ -24,6 +24,9 @@
     </w:p>
     <w:p>
       <w:r>
+        <w:rPr>
+          <w:noProof/>
+        </w:rPr>
         <w:drawing>
           <wp:inline distT="0" distB="0" distL="0" distR="0" wp14:anchorId="6CFBFB86" wp14:editId="05E4B20F">
             <wp:extent cx="5612130" cy="1941830"/>
@@ -80,6 +83,9 @@
     </w:p>
     <w:p>
       <w:r>
+        <w:rPr>
+          <w:noProof/>
+        </w:rPr>
         <w:drawing>
           <wp:inline distT="0" distB="0" distL="0" distR="0" wp14:anchorId="32EC53CE" wp14:editId="02678CAF">
             <wp:extent cx="5612130" cy="988695"/>
@@ -119,15 +125,52 @@
     </w:p>
     <w:p>
       <w:r>
-        <w:t xml:space="preserve">En esta primera versión no han aparecido </w:t>
+        <w:t xml:space="preserve">En esta primera versión no han aparecido flags en el PMD </w:t>
       </w:r>
-      <w:proofErr w:type="spellStart"/>
+    </w:p>
+    <w:p>
       <w:r>
-        <w:t>flags</w:t>
+        <w:lastRenderedPageBreak/>
+        <w:drawing>
+          <wp:inline distT="0" distB="0" distL="0" distR="0" wp14:anchorId="1D1CBE00" wp14:editId="71849628">
+            <wp:extent cx="5612130" cy="2742565"/>
+            <wp:effectExtent l="0" t="0" r="7620" b="635"/>
+            <wp:docPr id="1292273020" name="Imagen 1"/>
+            <wp:cNvGraphicFramePr>
+              <a:graphicFrameLocks xmlns:a="http://schemas.openxmlformats.org/drawingml/2006/main" noChangeAspect="1"/>
+            </wp:cNvGraphicFramePr>
+            <a:graphic xmlns:a="http://schemas.openxmlformats.org/drawingml/2006/main">
+              <a:graphicData uri="http://schemas.openxmlformats.org/drawingml/2006/picture">
+                <pic:pic xmlns:pic="http://schemas.openxmlformats.org/drawingml/2006/picture">
+                  <pic:nvPicPr>
+                    <pic:cNvPr id="1292273020" name=""/>
+                    <pic:cNvPicPr/>
+                  </pic:nvPicPr>
+                  <pic:blipFill>
+                    <a:blip r:embed="rId6"/>
+                    <a:stretch>
+                      <a:fillRect/>
+                    </a:stretch>
+                  </pic:blipFill>
+                  <pic:spPr>
+                    <a:xfrm>
+                      <a:off x="0" y="0"/>
+                      <a:ext cx="5612130" cy="2742565"/>
+                    </a:xfrm>
+                    <a:prstGeom prst="rect">
+                      <a:avLst/>
+                    </a:prstGeom>
+                  </pic:spPr>
+                </pic:pic>
+              </a:graphicData>
+            </a:graphic>
+          </wp:inline>
+        </w:drawing>
       </w:r>
-      <w:proofErr w:type="spellEnd"/>
+    </w:p>
+    <w:p>
       <w:r>
-        <w:t xml:space="preserve"> en el PMD </w:t>
+        <w:t>Segunda versión del informe</w:t>
       </w:r>
     </w:p>
     <w:p/>

--- a/Antes y después de coverage y PMD.docx
+++ b/Antes y después de coverage y PMD.docx
@@ -28,9 +28,9 @@
           <w:noProof/>
         </w:rPr>
         <w:drawing>
-          <wp:inline distT="0" distB="0" distL="0" distR="0" wp14:anchorId="6CFBFB86" wp14:editId="05E4B20F">
-            <wp:extent cx="5612130" cy="1941830"/>
-            <wp:effectExtent l="0" t="0" r="7620" b="1270"/>
+          <wp:inline distT="0" distB="0" distL="0" distR="0" wp14:anchorId="6CFBFB86" wp14:editId="5088858A">
+            <wp:extent cx="4744528" cy="1641635"/>
+            <wp:effectExtent l="0" t="0" r="0" b="0"/>
             <wp:docPr id="2020406380" name="Imagen 1"/>
             <wp:cNvGraphicFramePr>
               <a:graphicFrameLocks xmlns:a="http://schemas.openxmlformats.org/drawingml/2006/main" noChangeAspect="1"/>
@@ -51,7 +51,7 @@
                   <pic:spPr>
                     <a:xfrm>
                       <a:off x="0" y="0"/>
-                      <a:ext cx="5612130" cy="1941830"/>
+                      <a:ext cx="4762229" cy="1647760"/>
                     </a:xfrm>
                     <a:prstGeom prst="rect">
                       <a:avLst/>
@@ -75,6 +75,57 @@
         <w:t xml:space="preserve"> </w:t>
       </w:r>
     </w:p>
+    <w:p/>
+    <w:p>
+      <w:r>
+        <w:drawing>
+          <wp:inline distT="0" distB="0" distL="0" distR="0" wp14:anchorId="7A1C8B91" wp14:editId="76C4CACA">
+            <wp:extent cx="4139180" cy="3539238"/>
+            <wp:effectExtent l="0" t="0" r="0" b="4445"/>
+            <wp:docPr id="426973412" name="Imagen 1"/>
+            <wp:cNvGraphicFramePr>
+              <a:graphicFrameLocks xmlns:a="http://schemas.openxmlformats.org/drawingml/2006/main" noChangeAspect="1"/>
+            </wp:cNvGraphicFramePr>
+            <a:graphic xmlns:a="http://schemas.openxmlformats.org/drawingml/2006/main">
+              <a:graphicData uri="http://schemas.openxmlformats.org/drawingml/2006/picture">
+                <pic:pic xmlns:pic="http://schemas.openxmlformats.org/drawingml/2006/picture">
+                  <pic:nvPicPr>
+                    <pic:cNvPr id="426973412" name=""/>
+                    <pic:cNvPicPr/>
+                  </pic:nvPicPr>
+                  <pic:blipFill>
+                    <a:blip r:embed="rId5"/>
+                    <a:stretch>
+                      <a:fillRect/>
+                    </a:stretch>
+                  </pic:blipFill>
+                  <pic:spPr>
+                    <a:xfrm>
+                      <a:off x="0" y="0"/>
+                      <a:ext cx="4151261" cy="3549568"/>
+                    </a:xfrm>
+                    <a:prstGeom prst="rect">
+                      <a:avLst/>
+                    </a:prstGeom>
+                  </pic:spPr>
+                </pic:pic>
+              </a:graphicData>
+            </a:graphic>
+          </wp:inline>
+        </w:drawing>
+      </w:r>
+    </w:p>
+    <w:p>
+      <w:r>
+        <w:t xml:space="preserve">En esta segunda versión tenemos 70,5% de coverage </w:t>
+      </w:r>
+    </w:p>
+    <w:p>
+      <w:r>
+        <w:t xml:space="preserve">El porcentaje subió debido a que en la primera versión no habíamos contemplado los test de algunas clases </w:t>
+      </w:r>
+    </w:p>
+    <w:p/>
     <w:p/>
     <w:p>
       <w:r>
@@ -102,7 +153,7 @@
                     <pic:cNvPicPr/>
                   </pic:nvPicPr>
                   <pic:blipFill>
-                    <a:blip r:embed="rId5"/>
+                    <a:blip r:embed="rId6"/>
                     <a:stretch>
                       <a:fillRect/>
                     </a:stretch>
@@ -130,7 +181,9 @@
     </w:p>
     <w:p>
       <w:r>
-        <w:lastRenderedPageBreak/>
+        <w:rPr>
+          <w:noProof/>
+        </w:rPr>
         <w:drawing>
           <wp:inline distT="0" distB="0" distL="0" distR="0" wp14:anchorId="1D1CBE00" wp14:editId="71849628">
             <wp:extent cx="5612130" cy="2742565"/>
@@ -147,7 +200,7 @@
                     <pic:cNvPicPr/>
                   </pic:nvPicPr>
                   <pic:blipFill>
-                    <a:blip r:embed="rId6"/>
+                    <a:blip r:embed="rId7"/>
                     <a:stretch>
                       <a:fillRect/>
                     </a:stretch>
@@ -170,10 +223,57 @@
     </w:p>
     <w:p>
       <w:r>
-        <w:t>Segunda versión del informe</w:t>
-      </w:r>
-    </w:p>
-    <w:p/>
+        <w:t>Segunda versión del inform</w:t>
+      </w:r>
+      <w:r>
+        <w:t xml:space="preserve">e vamos a hacer las respectivas correcciones para disminuir las flags. Nos dimos cuenta de que la primera versión no reflejaba la realidad del estado del proyecto, por lo que desinstalamos los pluggins y volvimos a hacer la instalación para obtener el informe completo </w:t>
+      </w:r>
+    </w:p>
+    <w:p>
+      <w:r>
+        <w:lastRenderedPageBreak/>
+        <w:drawing>
+          <wp:inline distT="0" distB="0" distL="0" distR="0" wp14:anchorId="1B377A55" wp14:editId="144BFD67">
+            <wp:extent cx="4199665" cy="2205798"/>
+            <wp:effectExtent l="0" t="0" r="0" b="4445"/>
+            <wp:docPr id="882909560" name="Imagen 1"/>
+            <wp:cNvGraphicFramePr>
+              <a:graphicFrameLocks xmlns:a="http://schemas.openxmlformats.org/drawingml/2006/main" noChangeAspect="1"/>
+            </wp:cNvGraphicFramePr>
+            <a:graphic xmlns:a="http://schemas.openxmlformats.org/drawingml/2006/main">
+              <a:graphicData uri="http://schemas.openxmlformats.org/drawingml/2006/picture">
+                <pic:pic xmlns:pic="http://schemas.openxmlformats.org/drawingml/2006/picture">
+                  <pic:nvPicPr>
+                    <pic:cNvPr id="882909560" name=""/>
+                    <pic:cNvPicPr/>
+                  </pic:nvPicPr>
+                  <pic:blipFill>
+                    <a:blip r:embed="rId8"/>
+                    <a:stretch>
+                      <a:fillRect/>
+                    </a:stretch>
+                  </pic:blipFill>
+                  <pic:spPr>
+                    <a:xfrm>
+                      <a:off x="0" y="0"/>
+                      <a:ext cx="4216309" cy="2214540"/>
+                    </a:xfrm>
+                    <a:prstGeom prst="rect">
+                      <a:avLst/>
+                    </a:prstGeom>
+                  </pic:spPr>
+                </pic:pic>
+              </a:graphicData>
+            </a:graphic>
+          </wp:inline>
+        </w:drawing>
+      </w:r>
+    </w:p>
+    <w:p>
+      <w:r>
+        <w:t>En la última versión del PMD no pudimos eliminar todas flags debido a que tocaba modificar mucho el código y esto ponía en riesgo el funcionamiento del proyecto.</w:t>
+      </w:r>
+    </w:p>
     <w:p>
       <w:r>
         <w:t xml:space="preserve"> </w:t>
